--- a/講義/申論臨摹範本_106-114.docx
+++ b/講義/申論臨摹範本_106-114.docx
@@ -270,6 +270,1175 @@
         <w:rPr>
           <w:rFonts w:ascii="Microsoft JhengHei" w:hAnsi="Microsoft JhengHei" w:eastAsia="Microsoft JhengHei" w:cs="Microsoft JhengHei"/>
         </w:rPr>
+        <w:t>0.5 法源架構起手式（每年通用骨架）</w:t>
+      </w:r>
+    </w:p>
+    <w:p>
+      <w:pPr>
+        <w:spacing w:after="80"/>
+      </w:pPr>
+      <w:r>
+        <w:rPr>
+          <w:rFonts w:ascii="Microsoft JhengHei" w:hAnsi="Microsoft JhengHei" w:eastAsia="Microsoft JhengHei" w:cs="Microsoft JhengHei"/>
+          <w:b/>
+          <w:sz w:val="21"/>
+        </w:rPr>
+        <w:t>申論的撰寫邏輯，不外乎「先站上法源位階，再延伸到當年議題」。把下面這條鏈背成反射，每年只換最後一句轉折——這就是本冊每年開頭那個金色「法源起手」框。</w:t>
+      </w:r>
+    </w:p>
+    <w:p>
+      <w:pPr>
+        <w:pStyle w:val="Heading2"/>
+      </w:pPr>
+      <w:r>
+        <w:rPr>
+          <w:rFonts w:ascii="Microsoft JhengHei" w:hAnsi="Microsoft JhengHei" w:eastAsia="Microsoft JhengHei" w:cs="Microsoft JhengHei"/>
+        </w:rPr>
+        <w:t>一、四層法源鏈（背這條）</w:t>
+      </w:r>
+    </w:p>
+    <w:tbl>
+      <w:tblPr>
+        <w:tblStyle w:val="TableGrid"/>
+        <w:tblW w:type="auto" w:w="0"/>
+        <w:jc w:val="center"/>
+        <w:tblLook w:firstColumn="1" w:firstRow="1" w:lastColumn="0" w:lastRow="0" w:noHBand="0" w:noVBand="1" w:val="04A0"/>
+      </w:tblPr>
+      <w:tblGrid>
+        <w:gridCol w:w="2160"/>
+        <w:gridCol w:w="2160"/>
+        <w:gridCol w:w="2160"/>
+        <w:gridCol w:w="2160"/>
+      </w:tblGrid>
+      <w:tr>
+        <w:tc>
+          <w:tcPr>
+            <w:tcW w:type="dxa" w:w="1701"/>
+            <w:shd w:val="clear" w:fill="1F4E79"/>
+          </w:tcPr>
+          <w:p>
+            <w:r/>
+            <w:r>
+              <w:rPr>
+                <w:rFonts w:ascii="Microsoft JhengHei" w:hAnsi="Microsoft JhengHei" w:eastAsia="Microsoft JhengHei" w:cs="Microsoft JhengHei"/>
+                <w:b/>
+                <w:color w:val="FFFFFF"/>
+                <w:sz w:val="20"/>
+              </w:rPr>
+              <w:t>層</w:t>
+            </w:r>
+          </w:p>
+        </w:tc>
+        <w:tc>
+          <w:tcPr>
+            <w:tcW w:type="dxa" w:w="2268"/>
+            <w:shd w:val="clear" w:fill="1F4E79"/>
+          </w:tcPr>
+          <w:p>
+            <w:r/>
+            <w:r>
+              <w:rPr>
+                <w:rFonts w:ascii="Microsoft JhengHei" w:hAnsi="Microsoft JhengHei" w:eastAsia="Microsoft JhengHei" w:cs="Microsoft JhengHei"/>
+                <w:b/>
+                <w:color w:val="FFFFFF"/>
+                <w:sz w:val="20"/>
+              </w:rPr>
+              <w:t>法源</w:t>
+            </w:r>
+          </w:p>
+        </w:tc>
+        <w:tc>
+          <w:tcPr>
+            <w:tcW w:type="dxa" w:w="3685"/>
+            <w:shd w:val="clear" w:fill="1F4E79"/>
+          </w:tcPr>
+          <w:p>
+            <w:r/>
+            <w:r>
+              <w:rPr>
+                <w:rFonts w:ascii="Microsoft JhengHei" w:hAnsi="Microsoft JhengHei" w:eastAsia="Microsoft JhengHei" w:cs="Microsoft JhengHei"/>
+                <w:b/>
+                <w:color w:val="FFFFFF"/>
+                <w:sz w:val="20"/>
+              </w:rPr>
+              <w:t>一句話</w:t>
+            </w:r>
+          </w:p>
+        </w:tc>
+        <w:tc>
+          <w:tcPr>
+            <w:tcW w:type="dxa" w:w="2268"/>
+            <w:shd w:val="clear" w:fill="1F4E79"/>
+          </w:tcPr>
+          <w:p>
+            <w:r/>
+            <w:r>
+              <w:rPr>
+                <w:rFonts w:ascii="Microsoft JhengHei" w:hAnsi="Microsoft JhengHei" w:eastAsia="Microsoft JhengHei" w:cs="Microsoft JhengHei"/>
+                <w:b/>
+                <w:color w:val="FFFFFF"/>
+                <w:sz w:val="20"/>
+              </w:rPr>
+              <w:t>在申論裡的角色</w:t>
+            </w:r>
+          </w:p>
+        </w:tc>
+      </w:tr>
+      <w:tr>
+        <w:tc>
+          <w:tcPr>
+            <w:tcW w:type="dxa" w:w="1701"/>
+          </w:tcPr>
+          <w:p>
+            <w:r/>
+            <w:r>
+              <w:rPr>
+                <w:rFonts w:ascii="Microsoft JhengHei" w:hAnsi="Microsoft JhengHei" w:eastAsia="Microsoft JhengHei" w:cs="Microsoft JhengHei"/>
+                <w:sz w:val="19"/>
+              </w:rPr>
+              <w:t>① 主要計畫</w:t>
+            </w:r>
+          </w:p>
+        </w:tc>
+        <w:tc>
+          <w:tcPr>
+            <w:tcW w:type="dxa" w:w="2268"/>
+          </w:tcPr>
+          <w:p>
+            <w:r/>
+            <w:r>
+              <w:rPr>
+                <w:rFonts w:ascii="Microsoft JhengHei" w:hAnsi="Microsoft JhengHei" w:eastAsia="Microsoft JhengHei" w:cs="Microsoft JhengHei"/>
+                <w:sz w:val="19"/>
+              </w:rPr>
+              <w:t>都市計畫法 §15／§32</w:t>
+            </w:r>
+          </w:p>
+        </w:tc>
+        <w:tc>
+          <w:tcPr>
+            <w:tcW w:type="dxa" w:w="3685"/>
+          </w:tcPr>
+          <w:p>
+            <w:r/>
+            <w:r>
+              <w:rPr>
+                <w:rFonts w:ascii="Microsoft JhengHei" w:hAnsi="Microsoft JhengHei" w:eastAsia="Microsoft JhengHei" w:cs="Microsoft JhengHei"/>
+                <w:sz w:val="19"/>
+              </w:rPr>
+              <w:t>§15 就自然社經、人口、土地使用配置等十款調查表明；§32 分區得再細分、分級加嚴管制</w:t>
+            </w:r>
+          </w:p>
+        </w:tc>
+        <w:tc>
+          <w:tcPr>
+            <w:tcW w:type="dxa" w:w="2268"/>
+          </w:tcPr>
+          <w:p>
+            <w:r/>
+            <w:r>
+              <w:rPr>
+                <w:rFonts w:ascii="Microsoft JhengHei" w:hAnsi="Microsoft JhengHei" w:eastAsia="Microsoft JhengHei" w:cs="Microsoft JhengHei"/>
+                <w:sz w:val="19"/>
+              </w:rPr>
+              <w:t>定「這塊地屬什麼分區、周邊什麼系統」</w:t>
+            </w:r>
+          </w:p>
+        </w:tc>
+      </w:tr>
+      <w:tr>
+        <w:tc>
+          <w:tcPr>
+            <w:tcW w:type="dxa" w:w="1701"/>
+          </w:tcPr>
+          <w:p>
+            <w:r/>
+            <w:r>
+              <w:rPr>
+                <w:rFonts w:ascii="Microsoft JhengHei" w:hAnsi="Microsoft JhengHei" w:eastAsia="Microsoft JhengHei" w:cs="Microsoft JhengHei"/>
+                <w:sz w:val="19"/>
+              </w:rPr>
+              <w:t>② 細部計畫</w:t>
+            </w:r>
+          </w:p>
+        </w:tc>
+        <w:tc>
+          <w:tcPr>
+            <w:tcW w:type="dxa" w:w="2268"/>
+          </w:tcPr>
+          <w:p>
+            <w:r/>
+            <w:r>
+              <w:rPr>
+                <w:rFonts w:ascii="Microsoft JhengHei" w:hAnsi="Microsoft JhengHei" w:eastAsia="Microsoft JhengHei" w:cs="Microsoft JhengHei"/>
+                <w:sz w:val="19"/>
+              </w:rPr>
+              <w:t>都市計畫法 §22</w:t>
+            </w:r>
+          </w:p>
+        </w:tc>
+        <w:tc>
+          <w:tcPr>
+            <w:tcW w:type="dxa" w:w="3685"/>
+          </w:tcPr>
+          <w:p>
+            <w:r/>
+            <w:r>
+              <w:rPr>
+                <w:rFonts w:ascii="Microsoft JhengHei" w:hAnsi="Microsoft JhengHei" w:eastAsia="Microsoft JhengHei" w:cs="Microsoft JhengHei"/>
+                <w:sz w:val="19"/>
+              </w:rPr>
+              <w:t>就計畫範圍、居住密度、土地使用分區管制等七款表明</w:t>
+            </w:r>
+          </w:p>
+        </w:tc>
+        <w:tc>
+          <w:tcPr>
+            <w:tcW w:type="dxa" w:w="2268"/>
+          </w:tcPr>
+          <w:p>
+            <w:r/>
+            <w:r>
+              <w:rPr>
+                <w:rFonts w:ascii="Microsoft JhengHei" w:hAnsi="Microsoft JhengHei" w:eastAsia="Microsoft JhengHei" w:cs="Microsoft JhengHei"/>
+                <w:sz w:val="19"/>
+              </w:rPr>
+              <w:t>土地使用管制的法定平台</w:t>
+            </w:r>
+          </w:p>
+        </w:tc>
+      </w:tr>
+      <w:tr>
+        <w:tc>
+          <w:tcPr>
+            <w:tcW w:type="dxa" w:w="1701"/>
+          </w:tcPr>
+          <w:p>
+            <w:r/>
+            <w:r>
+              <w:rPr>
+                <w:rFonts w:ascii="Microsoft JhengHei" w:hAnsi="Microsoft JhengHei" w:eastAsia="Microsoft JhengHei" w:cs="Microsoft JhengHei"/>
+                <w:sz w:val="19"/>
+              </w:rPr>
+              <w:t>③ 土地使用管制要點</w:t>
+            </w:r>
+          </w:p>
+        </w:tc>
+        <w:tc>
+          <w:tcPr>
+            <w:tcW w:type="dxa" w:w="2268"/>
+          </w:tcPr>
+          <w:p>
+            <w:r/>
+            <w:r>
+              <w:rPr>
+                <w:rFonts w:ascii="Microsoft JhengHei" w:hAnsi="Microsoft JhengHei" w:eastAsia="Microsoft JhengHei" w:cs="Microsoft JhengHei"/>
+                <w:sz w:val="19"/>
+              </w:rPr>
+              <w:t>細部計畫載明、地方訂定</w:t>
+            </w:r>
+          </w:p>
+        </w:tc>
+        <w:tc>
+          <w:tcPr>
+            <w:tcW w:type="dxa" w:w="3685"/>
+          </w:tcPr>
+          <w:p>
+            <w:r/>
+            <w:r>
+              <w:rPr>
+                <w:rFonts w:ascii="Microsoft JhengHei" w:hAnsi="Microsoft JhengHei" w:eastAsia="Microsoft JhengHei" w:cs="Microsoft JhengHei"/>
+                <w:sz w:val="19"/>
+              </w:rPr>
+              <w:t>建蔽率、容積率、退縮、高度、綠覆率、透水率、防災</w:t>
+            </w:r>
+          </w:p>
+        </w:tc>
+        <w:tc>
+          <w:tcPr>
+            <w:tcW w:type="dxa" w:w="2268"/>
+          </w:tcPr>
+          <w:p>
+            <w:r/>
+            <w:r>
+              <w:rPr>
+                <w:rFonts w:ascii="Microsoft JhengHei" w:hAnsi="Microsoft JhengHei" w:eastAsia="Microsoft JhengHei" w:cs="Microsoft JhengHei"/>
+                <w:sz w:val="19"/>
+              </w:rPr>
+              <w:t>你的建蔽容積退縮的出身</w:t>
+            </w:r>
+          </w:p>
+        </w:tc>
+      </w:tr>
+      <w:tr>
+        <w:tc>
+          <w:tcPr>
+            <w:tcW w:type="dxa" w:w="1701"/>
+          </w:tcPr>
+          <w:p>
+            <w:r/>
+            <w:r>
+              <w:rPr>
+                <w:rFonts w:ascii="Microsoft JhengHei" w:hAnsi="Microsoft JhengHei" w:eastAsia="Microsoft JhengHei" w:cs="Microsoft JhengHei"/>
+                <w:sz w:val="19"/>
+              </w:rPr>
+              <w:t>④ 都市設計審議原則</w:t>
+            </w:r>
+          </w:p>
+        </w:tc>
+        <w:tc>
+          <w:tcPr>
+            <w:tcW w:type="dxa" w:w="2268"/>
+          </w:tcPr>
+          <w:p>
+            <w:r/>
+            <w:r>
+              <w:rPr>
+                <w:rFonts w:ascii="Microsoft JhengHei" w:hAnsi="Microsoft JhengHei" w:eastAsia="Microsoft JhengHei" w:cs="Microsoft JhengHei"/>
+                <w:sz w:val="19"/>
+              </w:rPr>
+              <w:t>地方自治法規＋細部計畫之都市設計基準</w:t>
+            </w:r>
+          </w:p>
+        </w:tc>
+        <w:tc>
+          <w:tcPr>
+            <w:tcW w:type="dxa" w:w="3685"/>
+          </w:tcPr>
+          <w:p>
+            <w:r/>
+            <w:r>
+              <w:rPr>
+                <w:rFonts w:ascii="Microsoft JhengHei" w:hAnsi="Microsoft JhengHei" w:eastAsia="Microsoft JhengHei" w:cs="Microsoft JhengHei"/>
+                <w:sz w:val="19"/>
+              </w:rPr>
+              <w:t>量體造型、開放空間、人行介面、綠化、地下開挖</w:t>
+            </w:r>
+          </w:p>
+        </w:tc>
+        <w:tc>
+          <w:tcPr>
+            <w:tcW w:type="dxa" w:w="2268"/>
+          </w:tcPr>
+          <w:p>
+            <w:r/>
+            <w:r>
+              <w:rPr>
+                <w:rFonts w:ascii="Microsoft JhengHei" w:hAnsi="Microsoft JhengHei" w:eastAsia="Microsoft JhengHei" w:cs="Microsoft JhengHei"/>
+                <w:sz w:val="19"/>
+              </w:rPr>
+              <w:t>管分區管制管不到的「形態與公共性」</w:t>
+            </w:r>
+          </w:p>
+        </w:tc>
+      </w:tr>
+    </w:tbl>
+    <w:p>
+      <w:pPr>
+        <w:spacing w:after="40"/>
+      </w:pPr>
+    </w:p>
+    <w:tbl>
+      <w:tblPr>
+        <w:tblStyle w:val="TableGrid"/>
+        <w:tblW w:type="auto" w:w="0"/>
+        <w:tblLook w:firstColumn="1" w:firstRow="1" w:lastColumn="0" w:lastRow="0" w:noHBand="0" w:noVBand="1" w:val="04A0"/>
+      </w:tblPr>
+      <w:tblGrid>
+        <w:gridCol w:w="8640"/>
+      </w:tblGrid>
+      <w:tr>
+        <w:tc>
+          <w:tcPr>
+            <w:tcW w:type="dxa" w:w="8640"/>
+            <w:shd w:val="clear" w:fill="FCE4D6"/>
+          </w:tcPr>
+          <w:p>
+            <w:r/>
+            <w:r>
+              <w:rPr>
+                <w:rFonts w:ascii="Microsoft JhengHei" w:hAnsi="Microsoft JhengHei" w:eastAsia="Microsoft JhengHei" w:cs="Microsoft JhengHei"/>
+                <w:b w:val="0"/>
+                <w:sz w:val="19"/>
+              </w:rPr>
+              <w:t>⚠ 三個位階觀念（寫對就贏八成考生）：①§15/§32 是「指導」，§22 是「管制平台」，都審是「形態把關」。②土地使用管制要點與退縮數字是「個案／地方」規定，不是全國法律——考卷寫「依細部計畫土管要點／題目給定準則」。③「敷地計畫」不是法定名詞，法定用語是「建築基地」（建築法 §11），勿寫「依敷地計畫法」。</w:t>
+            </w:r>
+          </w:p>
+        </w:tc>
+      </w:tr>
+    </w:tbl>
+    <w:p>
+      <w:pPr>
+        <w:spacing w:after="40"/>
+      </w:pPr>
+    </w:p>
+    <w:p>
+      <w:pPr>
+        <w:pStyle w:val="Heading2"/>
+      </w:pPr>
+      <w:r>
+        <w:rPr>
+          <w:rFonts w:ascii="Microsoft JhengHei" w:hAnsi="Microsoft JhengHei" w:eastAsia="Microsoft JhengHei" w:cs="Microsoft JhengHei"/>
+        </w:rPr>
+        <w:t>二、反射起手骨架（固定 45 字，每年照抄）</w:t>
+      </w:r>
+    </w:p>
+    <w:tbl>
+      <w:tblPr>
+        <w:tblStyle w:val="TableGrid"/>
+        <w:tblW w:type="auto" w:w="0"/>
+        <w:tblLook w:firstColumn="1" w:firstRow="1" w:lastColumn="0" w:lastRow="0" w:noHBand="0" w:noVBand="1" w:val="04A0"/>
+      </w:tblPr>
+      <w:tblGrid>
+        <w:gridCol w:w="8640"/>
+      </w:tblGrid>
+      <w:tr>
+        <w:tc>
+          <w:tcPr>
+            <w:tcW w:type="dxa" w:w="8640"/>
+            <w:shd w:val="clear" w:fill="FFE699"/>
+          </w:tcPr>
+          <w:p>
+            <w:r/>
+            <w:r>
+              <w:rPr>
+                <w:rFonts w:ascii="Microsoft JhengHei" w:hAnsi="Microsoft JhengHei" w:eastAsia="Microsoft JhengHei" w:cs="Microsoft JhengHei"/>
+                <w:b w:val="0"/>
+                <w:sz w:val="20"/>
+              </w:rPr>
+              <w:t>🏛 法源起手（反射默寫）：本案依都市計畫法主要計畫（§15 調查分析、§32 分區分級管制）之指導與細部計畫（§22）之土地使用分區管制要點，並本於都市設計審議原則就量體、開放空間與街道介面之管制精神，……〔接本年議題〕。</w:t>
+            </w:r>
+          </w:p>
+        </w:tc>
+      </w:tr>
+    </w:tbl>
+    <w:p>
+      <w:pPr>
+        <w:spacing w:after="40"/>
+      </w:pPr>
+    </w:p>
+    <w:p>
+      <w:pPr>
+        <w:spacing w:after="80"/>
+      </w:pPr>
+      <w:r>
+        <w:rPr>
+          <w:rFonts w:ascii="Microsoft JhengHei" w:hAnsi="Microsoft JhengHei" w:eastAsia="Microsoft JhengHei" w:cs="Microsoft JhengHei"/>
+          <w:b w:val="0"/>
+          <w:sz w:val="21"/>
+        </w:rPr>
+        <w:t>↑ 前半 45 字每年不變（反射默寫）；破折號後那一句「轉折」才是當年議題——這就是「再針對每一年議題延伸」。</w:t>
+      </w:r>
+    </w:p>
+    <w:p>
+      <w:pPr>
+        <w:pStyle w:val="Heading2"/>
+      </w:pPr>
+      <w:r>
+        <w:rPr>
+          <w:rFonts w:ascii="Microsoft JhengHei" w:hAnsi="Microsoft JhengHei" w:eastAsia="Microsoft JhengHei" w:cs="Microsoft JhengHei"/>
+        </w:rPr>
+        <w:t>三、九年適配表（哪一年怎麼接、哪一年要改）</w:t>
+      </w:r>
+    </w:p>
+    <w:tbl>
+      <w:tblPr>
+        <w:tblStyle w:val="TableGrid"/>
+        <w:tblW w:type="auto" w:w="0"/>
+        <w:jc w:val="center"/>
+        <w:tblLook w:firstColumn="1" w:firstRow="1" w:lastColumn="0" w:lastRow="0" w:noHBand="0" w:noVBand="1" w:val="04A0"/>
+      </w:tblPr>
+      <w:tblGrid>
+        <w:gridCol w:w="2160"/>
+        <w:gridCol w:w="2160"/>
+        <w:gridCol w:w="2160"/>
+        <w:gridCol w:w="2160"/>
+      </w:tblGrid>
+      <w:tr>
+        <w:tc>
+          <w:tcPr>
+            <w:tcW w:type="dxa" w:w="850"/>
+            <w:shd w:val="clear" w:fill="1F4E79"/>
+          </w:tcPr>
+          <w:p>
+            <w:r/>
+            <w:r>
+              <w:rPr>
+                <w:rFonts w:ascii="Microsoft JhengHei" w:hAnsi="Microsoft JhengHei" w:eastAsia="Microsoft JhengHei" w:cs="Microsoft JhengHei"/>
+                <w:b/>
+                <w:color w:val="FFFFFF"/>
+                <w:sz w:val="20"/>
+              </w:rPr>
+              <w:t>年</w:t>
+            </w:r>
+          </w:p>
+        </w:tc>
+        <w:tc>
+          <w:tcPr>
+            <w:tcW w:type="dxa" w:w="1701"/>
+            <w:shd w:val="clear" w:fill="1F4E79"/>
+          </w:tcPr>
+          <w:p>
+            <w:r/>
+            <w:r>
+              <w:rPr>
+                <w:rFonts w:ascii="Microsoft JhengHei" w:hAnsi="Microsoft JhengHei" w:eastAsia="Microsoft JhengHei" w:cs="Microsoft JhengHei"/>
+                <w:b/>
+                <w:color w:val="FFFFFF"/>
+                <w:sz w:val="20"/>
+              </w:rPr>
+              <w:t>題型</w:t>
+            </w:r>
+          </w:p>
+        </w:tc>
+        <w:tc>
+          <w:tcPr>
+            <w:tcW w:type="dxa" w:w="3402"/>
+            <w:shd w:val="clear" w:fill="1F4E79"/>
+          </w:tcPr>
+          <w:p>
+            <w:r/>
+            <w:r>
+              <w:rPr>
+                <w:rFonts w:ascii="Microsoft JhengHei" w:hAnsi="Microsoft JhengHei" w:eastAsia="Microsoft JhengHei" w:cs="Microsoft JhengHei"/>
+                <w:b/>
+                <w:color w:val="FFFFFF"/>
+                <w:sz w:val="20"/>
+              </w:rPr>
+              <w:t>法源起手怎麼用</w:t>
+            </w:r>
+          </w:p>
+        </w:tc>
+        <w:tc>
+          <w:tcPr>
+            <w:tcW w:type="dxa" w:w="3685"/>
+            <w:shd w:val="clear" w:fill="1F4E79"/>
+          </w:tcPr>
+          <w:p>
+            <w:r/>
+            <w:r>
+              <w:rPr>
+                <w:rFonts w:ascii="Microsoft JhengHei" w:hAnsi="Microsoft JhengHei" w:eastAsia="Microsoft JhengHei" w:cs="Microsoft JhengHei"/>
+                <w:b/>
+                <w:color w:val="FFFFFF"/>
+                <w:sz w:val="20"/>
+              </w:rPr>
+              <w:t>延伸到的當年法源</w:t>
+            </w:r>
+          </w:p>
+        </w:tc>
+      </w:tr>
+      <w:tr>
+        <w:tc>
+          <w:tcPr>
+            <w:tcW w:type="dxa" w:w="850"/>
+          </w:tcPr>
+          <w:p>
+            <w:r/>
+            <w:r>
+              <w:rPr>
+                <w:rFonts w:ascii="Microsoft JhengHei" w:hAnsi="Microsoft JhengHei" w:eastAsia="Microsoft JhengHei" w:cs="Microsoft JhengHei"/>
+                <w:sz w:val="19"/>
+              </w:rPr>
+              <w:t>106</w:t>
+            </w:r>
+          </w:p>
+        </w:tc>
+        <w:tc>
+          <w:tcPr>
+            <w:tcW w:type="dxa" w:w="1701"/>
+          </w:tcPr>
+          <w:p>
+            <w:r/>
+            <w:r>
+              <w:rPr>
+                <w:rFonts w:ascii="Microsoft JhengHei" w:hAnsi="Microsoft JhengHei" w:eastAsia="Microsoft JhengHei" w:cs="Microsoft JhengHei"/>
+                <w:sz w:val="19"/>
+              </w:rPr>
+              <w:t>都市設計手法</w:t>
+            </w:r>
+          </w:p>
+        </w:tc>
+        <w:tc>
+          <w:tcPr>
+            <w:tcW w:type="dxa" w:w="3402"/>
+          </w:tcPr>
+          <w:p>
+            <w:r/>
+            <w:r>
+              <w:rPr>
+                <w:rFonts w:ascii="Microsoft JhengHei" w:hAnsi="Microsoft JhengHei" w:eastAsia="Microsoft JhengHei" w:cs="Microsoft JhengHei"/>
+                <w:sz w:val="19"/>
+              </w:rPr>
+              <w:t>標準起手</w:t>
+            </w:r>
+          </w:p>
+        </w:tc>
+        <w:tc>
+          <w:tcPr>
+            <w:tcW w:type="dxa" w:w="3685"/>
+          </w:tcPr>
+          <w:p>
+            <w:r/>
+            <w:r>
+              <w:rPr>
+                <w:rFonts w:ascii="Microsoft JhengHei" w:hAnsi="Microsoft JhengHei" w:eastAsia="Microsoft JhengHei" w:cs="Microsoft JhengHei"/>
+                <w:sz w:val="19"/>
+              </w:rPr>
+              <w:t>微氣候→技則綠建築基準；記憶→文化資產保存法</w:t>
+            </w:r>
+          </w:p>
+        </w:tc>
+      </w:tr>
+      <w:tr>
+        <w:tc>
+          <w:tcPr>
+            <w:tcW w:type="dxa" w:w="850"/>
+          </w:tcPr>
+          <w:p>
+            <w:r/>
+            <w:r>
+              <w:rPr>
+                <w:rFonts w:ascii="Microsoft JhengHei" w:hAnsi="Microsoft JhengHei" w:eastAsia="Microsoft JhengHei" w:cs="Microsoft JhengHei"/>
+                <w:sz w:val="19"/>
+              </w:rPr>
+              <w:t>107</w:t>
+            </w:r>
+          </w:p>
+        </w:tc>
+        <w:tc>
+          <w:tcPr>
+            <w:tcW w:type="dxa" w:w="1701"/>
+          </w:tcPr>
+          <w:p>
+            <w:r/>
+            <w:r>
+              <w:rPr>
+                <w:rFonts w:ascii="Microsoft JhengHei" w:hAnsi="Microsoft JhengHei" w:eastAsia="Microsoft JhengHei" w:cs="Microsoft JhengHei"/>
+                <w:sz w:val="19"/>
+              </w:rPr>
+              <w:t>公共設施／場所</w:t>
+            </w:r>
+          </w:p>
+        </w:tc>
+        <w:tc>
+          <w:tcPr>
+            <w:tcW w:type="dxa" w:w="3402"/>
+          </w:tcPr>
+          <w:p>
+            <w:r/>
+            <w:r>
+              <w:rPr>
+                <w:rFonts w:ascii="Microsoft JhengHei" w:hAnsi="Microsoft JhengHei" w:eastAsia="Microsoft JhengHei" w:cs="Microsoft JhengHei"/>
+                <w:sz w:val="19"/>
+              </w:rPr>
+              <w:t>標準起手（廣場＝公共設施用地）</w:t>
+            </w:r>
+          </w:p>
+        </w:tc>
+        <w:tc>
+          <w:tcPr>
+            <w:tcW w:type="dxa" w:w="3685"/>
+          </w:tcPr>
+          <w:p>
+            <w:r/>
+            <w:r>
+              <w:rPr>
+                <w:rFonts w:ascii="Microsoft JhengHei" w:hAnsi="Microsoft JhengHei" w:eastAsia="Microsoft JhengHei" w:cs="Microsoft JhengHei"/>
+                <w:sz w:val="19"/>
+              </w:rPr>
+              <w:t>都市計畫法（公共設施）＋文資法（涵構）</w:t>
+            </w:r>
+          </w:p>
+        </w:tc>
+      </w:tr>
+      <w:tr>
+        <w:tc>
+          <w:tcPr>
+            <w:tcW w:type="dxa" w:w="850"/>
+          </w:tcPr>
+          <w:p>
+            <w:r/>
+            <w:r>
+              <w:rPr>
+                <w:rFonts w:ascii="Microsoft JhengHei" w:hAnsi="Microsoft JhengHei" w:eastAsia="Microsoft JhengHei" w:cs="Microsoft JhengHei"/>
+                <w:sz w:val="19"/>
+              </w:rPr>
+              <w:t>108</w:t>
+            </w:r>
+          </w:p>
+        </w:tc>
+        <w:tc>
+          <w:tcPr>
+            <w:tcW w:type="dxa" w:w="1701"/>
+          </w:tcPr>
+          <w:p>
+            <w:r/>
+            <w:r>
+              <w:rPr>
+                <w:rFonts w:ascii="Microsoft JhengHei" w:hAnsi="Microsoft JhengHei" w:eastAsia="Microsoft JhengHei" w:cs="Microsoft JhengHei"/>
+                <w:sz w:val="19"/>
+              </w:rPr>
+              <w:t>純理論(programming)</w:t>
+            </w:r>
+          </w:p>
+        </w:tc>
+        <w:tc>
+          <w:tcPr>
+            <w:tcW w:type="dxa" w:w="3402"/>
+          </w:tcPr>
+          <w:p>
+            <w:r/>
+            <w:r>
+              <w:rPr>
+                <w:rFonts w:ascii="Microsoft JhengHei" w:hAnsi="Microsoft JhengHei" w:eastAsia="Microsoft JhengHei" w:cs="Microsoft JhengHei"/>
+                <w:sz w:val="19"/>
+              </w:rPr>
+              <w:t>⚠ 不作起手，只作結尾橋接</w:t>
+            </w:r>
+          </w:p>
+        </w:tc>
+        <w:tc>
+          <w:tcPr>
+            <w:tcW w:type="dxa" w:w="3685"/>
+          </w:tcPr>
+          <w:p>
+            <w:r/>
+            <w:r>
+              <w:rPr>
+                <w:rFonts w:ascii="Microsoft JhengHei" w:hAnsi="Microsoft JhengHei" w:eastAsia="Microsoft JhengHei" w:cs="Microsoft JhengHei"/>
+                <w:sz w:val="19"/>
+              </w:rPr>
+              <w:t>以 Lynch 破題；結尾一句接都市計畫法</w:t>
+            </w:r>
+          </w:p>
+        </w:tc>
+      </w:tr>
+      <w:tr>
+        <w:tc>
+          <w:tcPr>
+            <w:tcW w:type="dxa" w:w="850"/>
+          </w:tcPr>
+          <w:p>
+            <w:r/>
+            <w:r>
+              <w:rPr>
+                <w:rFonts w:ascii="Microsoft JhengHei" w:hAnsi="Microsoft JhengHei" w:eastAsia="Microsoft JhengHei" w:cs="Microsoft JhengHei"/>
+                <w:sz w:val="19"/>
+              </w:rPr>
+              <w:t>109</w:t>
+            </w:r>
+          </w:p>
+        </w:tc>
+        <w:tc>
+          <w:tcPr>
+            <w:tcW w:type="dxa" w:w="1701"/>
+          </w:tcPr>
+          <w:p>
+            <w:r/>
+            <w:r>
+              <w:rPr>
+                <w:rFonts w:ascii="Microsoft JhengHei" w:hAnsi="Microsoft JhengHei" w:eastAsia="Microsoft JhengHei" w:cs="Microsoft JhengHei"/>
+                <w:sz w:val="19"/>
+              </w:rPr>
+              <w:t>法令比較</w:t>
+            </w:r>
+          </w:p>
+        </w:tc>
+        <w:tc>
+          <w:tcPr>
+            <w:tcW w:type="dxa" w:w="3402"/>
+          </w:tcPr>
+          <w:p>
+            <w:r/>
+            <w:r>
+              <w:rPr>
+                <w:rFonts w:ascii="Microsoft JhengHei" w:hAnsi="Microsoft JhengHei" w:eastAsia="Microsoft JhengHei" w:cs="Microsoft JhengHei"/>
+                <w:sz w:val="19"/>
+              </w:rPr>
+              <w:t>⚠ 換法系！用都更／危老起手</w:t>
+            </w:r>
+          </w:p>
+        </w:tc>
+        <w:tc>
+          <w:tcPr>
+            <w:tcW w:type="dxa" w:w="3685"/>
+          </w:tcPr>
+          <w:p>
+            <w:r/>
+            <w:r>
+              <w:rPr>
+                <w:rFonts w:ascii="Microsoft JhengHei" w:hAnsi="Microsoft JhengHei" w:eastAsia="Microsoft JhengHei" w:cs="Microsoft JhengHei"/>
+                <w:sz w:val="19"/>
+              </w:rPr>
+              <w:t>都市更新條例 vs 危老條例（不套 §15/§32）</w:t>
+            </w:r>
+          </w:p>
+        </w:tc>
+      </w:tr>
+      <w:tr>
+        <w:tc>
+          <w:tcPr>
+            <w:tcW w:type="dxa" w:w="850"/>
+          </w:tcPr>
+          <w:p>
+            <w:r/>
+            <w:r>
+              <w:rPr>
+                <w:rFonts w:ascii="Microsoft JhengHei" w:hAnsi="Microsoft JhengHei" w:eastAsia="Microsoft JhengHei" w:cs="Microsoft JhengHei"/>
+                <w:sz w:val="19"/>
+              </w:rPr>
+              <w:t>110</w:t>
+            </w:r>
+          </w:p>
+        </w:tc>
+        <w:tc>
+          <w:tcPr>
+            <w:tcW w:type="dxa" w:w="1701"/>
+          </w:tcPr>
+          <w:p>
+            <w:r/>
+            <w:r>
+              <w:rPr>
+                <w:rFonts w:ascii="Microsoft JhengHei" w:hAnsi="Microsoft JhengHei" w:eastAsia="Microsoft JhengHei" w:cs="Microsoft JhengHei"/>
+                <w:sz w:val="19"/>
+              </w:rPr>
+              <w:t>基地分析</w:t>
+            </w:r>
+          </w:p>
+        </w:tc>
+        <w:tc>
+          <w:tcPr>
+            <w:tcW w:type="dxa" w:w="3402"/>
+          </w:tcPr>
+          <w:p>
+            <w:r/>
+            <w:r>
+              <w:rPr>
+                <w:rFonts w:ascii="Microsoft JhengHei" w:hAnsi="Microsoft JhengHei" w:eastAsia="Microsoft JhengHei" w:cs="Microsoft JhengHei"/>
+                <w:sz w:val="19"/>
+              </w:rPr>
+              <w:t>標準起手（作「法規層面」一軸）</w:t>
+            </w:r>
+          </w:p>
+        </w:tc>
+        <w:tc>
+          <w:tcPr>
+            <w:tcW w:type="dxa" w:w="3685"/>
+          </w:tcPr>
+          <w:p>
+            <w:r/>
+            <w:r>
+              <w:rPr>
+                <w:rFonts w:ascii="Microsoft JhengHei" w:hAnsi="Microsoft JhengHei" w:eastAsia="Microsoft JhengHei" w:cs="Microsoft JhengHei"/>
+                <w:sz w:val="19"/>
+              </w:rPr>
+              <w:t>分析項目／來源／實務案例</w:t>
+            </w:r>
+          </w:p>
+        </w:tc>
+      </w:tr>
+      <w:tr>
+        <w:tc>
+          <w:tcPr>
+            <w:tcW w:type="dxa" w:w="850"/>
+          </w:tcPr>
+          <w:p>
+            <w:r/>
+            <w:r>
+              <w:rPr>
+                <w:rFonts w:ascii="Microsoft JhengHei" w:hAnsi="Microsoft JhengHei" w:eastAsia="Microsoft JhengHei" w:cs="Microsoft JhengHei"/>
+                <w:sz w:val="19"/>
+              </w:rPr>
+              <w:t>111</w:t>
+            </w:r>
+          </w:p>
+        </w:tc>
+        <w:tc>
+          <w:tcPr>
+            <w:tcW w:type="dxa" w:w="1701"/>
+          </w:tcPr>
+          <w:p>
+            <w:r/>
+            <w:r>
+              <w:rPr>
+                <w:rFonts w:ascii="Microsoft JhengHei" w:hAnsi="Microsoft JhengHei" w:eastAsia="Microsoft JhengHei" w:cs="Microsoft JhengHei"/>
+                <w:sz w:val="19"/>
+              </w:rPr>
+              <w:t>韌性＋街道</w:t>
+            </w:r>
+          </w:p>
+        </w:tc>
+        <w:tc>
+          <w:tcPr>
+            <w:tcW w:type="dxa" w:w="3402"/>
+          </w:tcPr>
+          <w:p>
+            <w:r/>
+            <w:r>
+              <w:rPr>
+                <w:rFonts w:ascii="Microsoft JhengHei" w:hAnsi="Microsoft JhengHei" w:eastAsia="Microsoft JhengHei" w:cs="Microsoft JhengHei"/>
+                <w:sz w:val="19"/>
+              </w:rPr>
+              <w:t>標準起手</w:t>
+            </w:r>
+          </w:p>
+        </w:tc>
+        <w:tc>
+          <w:tcPr>
+            <w:tcW w:type="dxa" w:w="3685"/>
+          </w:tcPr>
+          <w:p>
+            <w:r/>
+            <w:r>
+              <w:rPr>
+                <w:rFonts w:ascii="Microsoft JhengHei" w:hAnsi="Microsoft JhengHei" w:eastAsia="Microsoft JhengHei" w:cs="Microsoft JhengHei"/>
+                <w:sz w:val="19"/>
+              </w:rPr>
+              <w:t>水利法出流管制＋技則綠建築＋通盤檢討防災</w:t>
+            </w:r>
+          </w:p>
+        </w:tc>
+      </w:tr>
+      <w:tr>
+        <w:tc>
+          <w:tcPr>
+            <w:tcW w:type="dxa" w:w="850"/>
+          </w:tcPr>
+          <w:p>
+            <w:r/>
+            <w:r>
+              <w:rPr>
+                <w:rFonts w:ascii="Microsoft JhengHei" w:hAnsi="Microsoft JhengHei" w:eastAsia="Microsoft JhengHei" w:cs="Microsoft JhengHei"/>
+                <w:sz w:val="19"/>
+              </w:rPr>
+              <w:t>112</w:t>
+            </w:r>
+          </w:p>
+        </w:tc>
+        <w:tc>
+          <w:tcPr>
+            <w:tcW w:type="dxa" w:w="1701"/>
+          </w:tcPr>
+          <w:p>
+            <w:r/>
+            <w:r>
+              <w:rPr>
+                <w:rFonts w:ascii="Microsoft JhengHei" w:hAnsi="Microsoft JhengHei" w:eastAsia="Microsoft JhengHei" w:cs="Microsoft JhengHei"/>
+                <w:sz w:val="19"/>
+              </w:rPr>
+              <w:t>非量化分析</w:t>
+            </w:r>
+          </w:p>
+        </w:tc>
+        <w:tc>
+          <w:tcPr>
+            <w:tcW w:type="dxa" w:w="3402"/>
+          </w:tcPr>
+          <w:p>
+            <w:r/>
+            <w:r>
+              <w:rPr>
+                <w:rFonts w:ascii="Microsoft JhengHei" w:hAnsi="Microsoft JhengHei" w:eastAsia="Microsoft JhengHei" w:cs="Microsoft JhengHei"/>
+                <w:sz w:val="19"/>
+              </w:rPr>
+              <w:t>標準起手（法規層面一軸）</w:t>
+            </w:r>
+          </w:p>
+        </w:tc>
+        <w:tc>
+          <w:tcPr>
+            <w:tcW w:type="dxa" w:w="3685"/>
+          </w:tcPr>
+          <w:p>
+            <w:r/>
+            <w:r>
+              <w:rPr>
+                <w:rFonts w:ascii="Microsoft JhengHei" w:hAnsi="Microsoft JhengHei" w:eastAsia="Microsoft JhengHei" w:cs="Microsoft JhengHei"/>
+                <w:sz w:val="19"/>
+              </w:rPr>
+              <w:t>主體為非量化：社會/歷史/文化/記憶</w:t>
+            </w:r>
+          </w:p>
+        </w:tc>
+      </w:tr>
+      <w:tr>
+        <w:tc>
+          <w:tcPr>
+            <w:tcW w:type="dxa" w:w="850"/>
+          </w:tcPr>
+          <w:p>
+            <w:r/>
+            <w:r>
+              <w:rPr>
+                <w:rFonts w:ascii="Microsoft JhengHei" w:hAnsi="Microsoft JhengHei" w:eastAsia="Microsoft JhengHei" w:cs="Microsoft JhengHei"/>
+                <w:sz w:val="19"/>
+              </w:rPr>
+              <w:t>113</w:t>
+            </w:r>
+          </w:p>
+        </w:tc>
+        <w:tc>
+          <w:tcPr>
+            <w:tcW w:type="dxa" w:w="1701"/>
+          </w:tcPr>
+          <w:p>
+            <w:r/>
+            <w:r>
+              <w:rPr>
+                <w:rFonts w:ascii="Microsoft JhengHei" w:hAnsi="Microsoft JhengHei" w:eastAsia="Microsoft JhengHei" w:cs="Microsoft JhengHei"/>
+                <w:sz w:val="19"/>
+              </w:rPr>
+              <w:t>水患減洪</w:t>
+            </w:r>
+          </w:p>
+        </w:tc>
+        <w:tc>
+          <w:tcPr>
+            <w:tcW w:type="dxa" w:w="3402"/>
+          </w:tcPr>
+          <w:p>
+            <w:r/>
+            <w:r>
+              <w:rPr>
+                <w:rFonts w:ascii="Microsoft JhengHei" w:hAnsi="Microsoft JhengHei" w:eastAsia="Microsoft JhengHei" w:cs="Microsoft JhengHei"/>
+                <w:sz w:val="19"/>
+              </w:rPr>
+              <w:t>標準起手</w:t>
+            </w:r>
+          </w:p>
+        </w:tc>
+        <w:tc>
+          <w:tcPr>
+            <w:tcW w:type="dxa" w:w="3685"/>
+          </w:tcPr>
+          <w:p>
+            <w:r/>
+            <w:r>
+              <w:rPr>
+                <w:rFonts w:ascii="Microsoft JhengHei" w:hAnsi="Microsoft JhengHei" w:eastAsia="Microsoft JhengHei" w:cs="Microsoft JhengHei"/>
+                <w:sz w:val="19"/>
+              </w:rPr>
+              <w:t>通盤檢討辦法防災條＋水利法出流管制</w:t>
+            </w:r>
+          </w:p>
+        </w:tc>
+      </w:tr>
+      <w:tr>
+        <w:tc>
+          <w:tcPr>
+            <w:tcW w:type="dxa" w:w="850"/>
+          </w:tcPr>
+          <w:p>
+            <w:r/>
+            <w:r>
+              <w:rPr>
+                <w:rFonts w:ascii="Microsoft JhengHei" w:hAnsi="Microsoft JhengHei" w:eastAsia="Microsoft JhengHei" w:cs="Microsoft JhengHei"/>
+                <w:sz w:val="19"/>
+              </w:rPr>
+              <w:t>114</w:t>
+            </w:r>
+          </w:p>
+        </w:tc>
+        <w:tc>
+          <w:tcPr>
+            <w:tcW w:type="dxa" w:w="1701"/>
+          </w:tcPr>
+          <w:p>
+            <w:r/>
+            <w:r>
+              <w:rPr>
+                <w:rFonts w:ascii="Microsoft JhengHei" w:hAnsi="Microsoft JhengHei" w:eastAsia="Microsoft JhengHei" w:cs="Microsoft JhengHei"/>
+                <w:sz w:val="19"/>
+              </w:rPr>
+              <w:t>立體化</w:t>
+            </w:r>
+          </w:p>
+        </w:tc>
+        <w:tc>
+          <w:tcPr>
+            <w:tcW w:type="dxa" w:w="3402"/>
+          </w:tcPr>
+          <w:p>
+            <w:r/>
+            <w:r>
+              <w:rPr>
+                <w:rFonts w:ascii="Microsoft JhengHei" w:hAnsi="Microsoft JhengHei" w:eastAsia="Microsoft JhengHei" w:cs="Microsoft JhengHei"/>
+                <w:sz w:val="19"/>
+              </w:rPr>
+              <w:t>標準起手</w:t>
+            </w:r>
+          </w:p>
+        </w:tc>
+        <w:tc>
+          <w:tcPr>
+            <w:tcW w:type="dxa" w:w="3685"/>
+          </w:tcPr>
+          <w:p>
+            <w:r/>
+            <w:r>
+              <w:rPr>
+                <w:rFonts w:ascii="Microsoft JhengHei" w:hAnsi="Microsoft JhengHei" w:eastAsia="Microsoft JhengHei" w:cs="Microsoft JhengHei"/>
+                <w:sz w:val="19"/>
+              </w:rPr>
+              <w:t>公設多目標使用辦法＋再生能源條例＋技則</w:t>
+            </w:r>
+          </w:p>
+        </w:tc>
+      </w:tr>
+    </w:tbl>
+    <w:p>
+      <w:pPr>
+        <w:spacing w:after="40"/>
+      </w:pPr>
+    </w:p>
+    <w:tbl>
+      <w:tblPr>
+        <w:tblStyle w:val="TableGrid"/>
+        <w:tblW w:type="auto" w:w="0"/>
+        <w:tblLook w:firstColumn="1" w:firstRow="1" w:lastColumn="0" w:lastRow="0" w:noHBand="0" w:noVBand="1" w:val="04A0"/>
+      </w:tblPr>
+      <w:tblGrid>
+        <w:gridCol w:w="8640"/>
+      </w:tblGrid>
+      <w:tr>
+        <w:tc>
+          <w:tcPr>
+            <w:tcW w:type="dxa" w:w="8640"/>
+            <w:shd w:val="clear" w:fill="FCE4D6"/>
+          </w:tcPr>
+          <w:p>
+            <w:r/>
+            <w:r>
+              <w:rPr>
+                <w:rFonts w:ascii="Microsoft JhengHei" w:hAnsi="Microsoft JhengHei" w:eastAsia="Microsoft JhengHei" w:cs="Microsoft JhengHei"/>
+                <w:b w:val="0"/>
+                <w:sz w:val="19"/>
+              </w:rPr>
+              <w:t>⚠ 108 與 109 是「不要硬套」的兩年：108 是理論題，硬接 §15/§32 會像背法條；109 是「都更 vs 危老」，屬另一法系，套主要計畫反而失焦。這兩年下面各有專屬起手。</w:t>
+            </w:r>
+          </w:p>
+        </w:tc>
+      </w:tr>
+    </w:tbl>
+    <w:p>
+      <w:pPr>
+        <w:spacing w:after="40"/>
+      </w:pPr>
+    </w:p>
+    <w:p>
+      <w:r>
+        <w:br w:type="page"/>
+      </w:r>
+    </w:p>
+    <w:p>
+      <w:pPr>
+        <w:pStyle w:val="Heading1"/>
+      </w:pPr>
+      <w:r>
+        <w:rPr>
+          <w:rFonts w:ascii="Microsoft JhengHei" w:hAnsi="Microsoft JhengHei" w:eastAsia="Microsoft JhengHei" w:cs="Microsoft JhengHei"/>
+        </w:rPr>
         <w:t>105 年｜（無獨立申論題）四子題配置題</w:t>
       </w:r>
     </w:p>
@@ -909,6 +2078,74 @@
         <w:t>臨摹全文</w:t>
       </w:r>
     </w:p>
+    <w:tbl>
+      <w:tblPr>
+        <w:tblStyle w:val="TableGrid"/>
+        <w:tblW w:type="auto" w:w="0"/>
+        <w:tblLook w:firstColumn="1" w:firstRow="1" w:lastColumn="0" w:lastRow="0" w:noHBand="0" w:noVBand="1" w:val="04A0"/>
+      </w:tblPr>
+      <w:tblGrid>
+        <w:gridCol w:w="8640"/>
+      </w:tblGrid>
+      <w:tr>
+        <w:tc>
+          <w:tcPr>
+            <w:tcW w:type="dxa" w:w="8640"/>
+            <w:shd w:val="clear" w:fill="FFE699"/>
+          </w:tcPr>
+          <w:p>
+            <w:r/>
+            <w:r>
+              <w:rPr>
+                <w:rFonts w:ascii="Microsoft JhengHei" w:hAnsi="Microsoft JhengHei" w:eastAsia="Microsoft JhengHei" w:cs="Microsoft JhengHei"/>
+                <w:b w:val="0"/>
+                <w:sz w:val="20"/>
+              </w:rPr>
+              <w:t>🏛 法源起手（反射默寫）：本案依都市計畫法主要計畫（§15 調查分析、§32 分區分級管制）之指導與細部計畫（§22）之土地使用分區管制要點，並本於都市設計審議原則就量體、開放空間與街道介面之管制精神，就都市微氣候之改善與歷史記憶之保存論述如下。</w:t>
+            </w:r>
+          </w:p>
+        </w:tc>
+      </w:tr>
+    </w:tbl>
+    <w:p>
+      <w:pPr>
+        <w:spacing w:after="40"/>
+      </w:pPr>
+    </w:p>
+    <w:tbl>
+      <w:tblPr>
+        <w:tblStyle w:val="TableGrid"/>
+        <w:tblW w:type="auto" w:w="0"/>
+        <w:tblLook w:firstColumn="1" w:firstRow="1" w:lastColumn="0" w:lastRow="0" w:noHBand="0" w:noVBand="1" w:val="04A0"/>
+      </w:tblPr>
+      <w:tblGrid>
+        <w:gridCol w:w="8640"/>
+      </w:tblGrid>
+      <w:tr>
+        <w:tc>
+          <w:tcPr>
+            <w:tcW w:type="dxa" w:w="8640"/>
+            <w:shd w:val="clear" w:fill="FCE4D6"/>
+          </w:tcPr>
+          <w:p>
+            <w:r/>
+            <w:r>
+              <w:rPr>
+                <w:rFonts w:ascii="Microsoft JhengHei" w:hAnsi="Microsoft JhengHei" w:eastAsia="Microsoft JhengHei" w:cs="Microsoft JhengHei"/>
+                <w:b w:val="0"/>
+                <w:sz w:val="19"/>
+              </w:rPr>
+              <w:t>⚠ 本年兩小題法源：微氣候→建築技術規則綠建築基準（通風、綠化、基地保水）；歷史記憶→文化資產保存法。</w:t>
+            </w:r>
+          </w:p>
+        </w:tc>
+      </w:tr>
+    </w:tbl>
+    <w:p>
+      <w:pPr>
+        <w:spacing w:after="40"/>
+      </w:pPr>
+    </w:p>
     <w:p>
       <w:pPr>
         <w:pStyle w:val="Heading3"/>
@@ -1929,6 +3166,74 @@
         <w:t>臨摹全文</w:t>
       </w:r>
     </w:p>
+    <w:tbl>
+      <w:tblPr>
+        <w:tblStyle w:val="TableGrid"/>
+        <w:tblW w:type="auto" w:w="0"/>
+        <w:tblLook w:firstColumn="1" w:firstRow="1" w:lastColumn="0" w:lastRow="0" w:noHBand="0" w:noVBand="1" w:val="04A0"/>
+      </w:tblPr>
+      <w:tblGrid>
+        <w:gridCol w:w="8640"/>
+      </w:tblGrid>
+      <w:tr>
+        <w:tc>
+          <w:tcPr>
+            <w:tcW w:type="dxa" w:w="8640"/>
+            <w:shd w:val="clear" w:fill="FFE699"/>
+          </w:tcPr>
+          <w:p>
+            <w:r/>
+            <w:r>
+              <w:rPr>
+                <w:rFonts w:ascii="Microsoft JhengHei" w:hAnsi="Microsoft JhengHei" w:eastAsia="Microsoft JhengHei" w:cs="Microsoft JhengHei"/>
+                <w:b w:val="0"/>
+                <w:sz w:val="20"/>
+              </w:rPr>
+              <w:t>🏛 法源起手（反射默寫）：本案依都市計畫法主要計畫（§15 調查分析、§32 分區分級管制）之指導與細部計畫（§22）之土地使用分區管制要點，並本於都市設計審議原則就量體、開放空間與街道介面之管制精神，就都市廣場作為公共設施用地之公共性與場所營造論述如下。</w:t>
+            </w:r>
+          </w:p>
+        </w:tc>
+      </w:tr>
+    </w:tbl>
+    <w:p>
+      <w:pPr>
+        <w:spacing w:after="40"/>
+      </w:pPr>
+    </w:p>
+    <w:tbl>
+      <w:tblPr>
+        <w:tblStyle w:val="TableGrid"/>
+        <w:tblW w:type="auto" w:w="0"/>
+        <w:tblLook w:firstColumn="1" w:firstRow="1" w:lastColumn="0" w:lastRow="0" w:noHBand="0" w:noVBand="1" w:val="04A0"/>
+      </w:tblPr>
+      <w:tblGrid>
+        <w:gridCol w:w="8640"/>
+      </w:tblGrid>
+      <w:tr>
+        <w:tc>
+          <w:tcPr>
+            <w:tcW w:type="dxa" w:w="8640"/>
+            <w:shd w:val="clear" w:fill="FCE4D6"/>
+          </w:tcPr>
+          <w:p>
+            <w:r/>
+            <w:r>
+              <w:rPr>
+                <w:rFonts w:ascii="Microsoft JhengHei" w:hAnsi="Microsoft JhengHei" w:eastAsia="Microsoft JhengHei" w:cs="Microsoft JhengHei"/>
+                <w:b w:val="0"/>
+                <w:sz w:val="19"/>
+              </w:rPr>
+              <w:t>⚠ 廣場屬都市計畫法之公共設施用地；涵構保存接文化資產保存法。</w:t>
+            </w:r>
+          </w:p>
+        </w:tc>
+      </w:tr>
+    </w:tbl>
+    <w:p>
+      <w:pPr>
+        <w:spacing w:after="40"/>
+      </w:pPr>
+    </w:p>
     <w:p>
       <w:pPr>
         <w:pStyle w:val="Heading3"/>
@@ -2868,6 +4173,40 @@
         <w:t>臨摹全文</w:t>
       </w:r>
     </w:p>
+    <w:tbl>
+      <w:tblPr>
+        <w:tblStyle w:val="TableGrid"/>
+        <w:tblW w:type="auto" w:w="0"/>
+        <w:tblLook w:firstColumn="1" w:firstRow="1" w:lastColumn="0" w:lastRow="0" w:noHBand="0" w:noVBand="1" w:val="04A0"/>
+      </w:tblPr>
+      <w:tblGrid>
+        <w:gridCol w:w="8640"/>
+      </w:tblGrid>
+      <w:tr>
+        <w:tc>
+          <w:tcPr>
+            <w:tcW w:type="dxa" w:w="8640"/>
+            <w:shd w:val="clear" w:fill="FCE4D6"/>
+          </w:tcPr>
+          <w:p>
+            <w:r/>
+            <w:r>
+              <w:rPr>
+                <w:rFonts w:ascii="Microsoft JhengHei" w:hAnsi="Microsoft JhengHei" w:eastAsia="Microsoft JhengHei" w:cs="Microsoft JhengHei"/>
+                <w:b w:val="0"/>
+                <w:sz w:val="19"/>
+              </w:rPr>
+              <w:t>⚠ 本年為 programming 理論題——法源架構退居其次，不作起手。以 Lynch「空間計畫非既定條件」破題；結尾再一句橋接法制：「依都市計畫法，鐵路立體化後之土地使用應配合檢討變更。」</w:t>
+            </w:r>
+          </w:p>
+        </w:tc>
+      </w:tr>
+    </w:tbl>
+    <w:p>
+      <w:pPr>
+        <w:spacing w:after="40"/>
+      </w:pPr>
+    </w:p>
     <w:p>
       <w:pPr>
         <w:pStyle w:val="Heading3"/>
@@ -3669,6 +5008,74 @@
         <w:t>臨摹全文</w:t>
       </w:r>
     </w:p>
+    <w:tbl>
+      <w:tblPr>
+        <w:tblStyle w:val="TableGrid"/>
+        <w:tblW w:type="auto" w:w="0"/>
+        <w:tblLook w:firstColumn="1" w:firstRow="1" w:lastColumn="0" w:lastRow="0" w:noHBand="0" w:noVBand="1" w:val="04A0"/>
+      </w:tblPr>
+      <w:tblGrid>
+        <w:gridCol w:w="8640"/>
+      </w:tblGrid>
+      <w:tr>
+        <w:tc>
+          <w:tcPr>
+            <w:tcW w:type="dxa" w:w="8640"/>
+            <w:shd w:val="clear" w:fill="FFE699"/>
+          </w:tcPr>
+          <w:p>
+            <w:r/>
+            <w:r>
+              <w:rPr>
+                <w:rFonts w:ascii="Microsoft JhengHei" w:hAnsi="Microsoft JhengHei" w:eastAsia="Microsoft JhengHei" w:cs="Microsoft JhengHei"/>
+                <w:b w:val="0"/>
+                <w:sz w:val="20"/>
+              </w:rPr>
+              <w:t>🏛 法源起手（反射默寫）：本題比較二法：都市更新條例以「更新單元＋權利變換」整體再生、危老條例以「個別基地＋100%同意」加速重建，二者均為老舊市區更新之特別法，就其立法意旨、內容與異同論述如下。</w:t>
+            </w:r>
+          </w:p>
+        </w:tc>
+      </w:tr>
+    </w:tbl>
+    <w:p>
+      <w:pPr>
+        <w:spacing w:after="40"/>
+      </w:pPr>
+    </w:p>
+    <w:tbl>
+      <w:tblPr>
+        <w:tblStyle w:val="TableGrid"/>
+        <w:tblW w:type="auto" w:w="0"/>
+        <w:tblLook w:firstColumn="1" w:firstRow="1" w:lastColumn="0" w:lastRow="0" w:noHBand="0" w:noVBand="1" w:val="04A0"/>
+      </w:tblPr>
+      <w:tblGrid>
+        <w:gridCol w:w="8640"/>
+      </w:tblGrid>
+      <w:tr>
+        <w:tc>
+          <w:tcPr>
+            <w:tcW w:type="dxa" w:w="8640"/>
+            <w:shd w:val="clear" w:fill="FCE4D6"/>
+          </w:tcPr>
+          <w:p>
+            <w:r/>
+            <w:r>
+              <w:rPr>
+                <w:rFonts w:ascii="Microsoft JhengHei" w:hAnsi="Microsoft JhengHei" w:eastAsia="Microsoft JhengHei" w:cs="Microsoft JhengHei"/>
+                <w:b w:val="0"/>
+                <w:sz w:val="19"/>
+              </w:rPr>
+              <w:t>⚠ 本年不套 §15/§32 起手——都更／危老屬另一法系（都市更新條例、危老條例），硬接主要計畫反而失焦。危老「時程獎勵」已於 114.5.12 歸零，現為規模獎勵，勿寫成現行誘因。</w:t>
+            </w:r>
+          </w:p>
+        </w:tc>
+      </w:tr>
+    </w:tbl>
+    <w:p>
+      <w:pPr>
+        <w:spacing w:after="40"/>
+      </w:pPr>
+    </w:p>
     <w:p>
       <w:pPr>
         <w:pStyle w:val="Heading3"/>
@@ -4817,6 +6224,40 @@
         <w:t>臨摹全文</w:t>
       </w:r>
     </w:p>
+    <w:tbl>
+      <w:tblPr>
+        <w:tblStyle w:val="TableGrid"/>
+        <w:tblW w:type="auto" w:w="0"/>
+        <w:tblLook w:firstColumn="1" w:firstRow="1" w:lastColumn="0" w:lastRow="0" w:noHBand="0" w:noVBand="1" w:val="04A0"/>
+      </w:tblPr>
+      <w:tblGrid>
+        <w:gridCol w:w="8640"/>
+      </w:tblGrid>
+      <w:tr>
+        <w:tc>
+          <w:tcPr>
+            <w:tcW w:type="dxa" w:w="8640"/>
+            <w:shd w:val="clear" w:fill="FFE699"/>
+          </w:tcPr>
+          <w:p>
+            <w:r/>
+            <w:r>
+              <w:rPr>
+                <w:rFonts w:ascii="Microsoft JhengHei" w:hAnsi="Microsoft JhengHei" w:eastAsia="Microsoft JhengHei" w:cs="Microsoft JhengHei"/>
+                <w:b w:val="0"/>
+                <w:sz w:val="20"/>
+              </w:rPr>
+              <w:t>🏛 法源起手（反射默寫）：本案依都市計畫法主要計畫（§15 調查分析、§32 分區分級管制）之指導與細部計畫（§22）之土地使用分區管制要點，並本於都市設計審議原則就量體、開放空間與街道介面之管制精神，基地分析之「法規層面」即源於此架構；茲就分析項目、資料來源與實務案例論述如下。</w:t>
+            </w:r>
+          </w:p>
+        </w:tc>
+      </w:tr>
+    </w:tbl>
+    <w:p>
+      <w:pPr>
+        <w:spacing w:after="40"/>
+      </w:pPr>
+    </w:p>
     <w:p>
       <w:pPr>
         <w:pStyle w:val="Heading3"/>
@@ -6086,6 +7527,74 @@
         <w:t>臨摹全文</w:t>
       </w:r>
     </w:p>
+    <w:tbl>
+      <w:tblPr>
+        <w:tblStyle w:val="TableGrid"/>
+        <w:tblW w:type="auto" w:w="0"/>
+        <w:tblLook w:firstColumn="1" w:firstRow="1" w:lastColumn="0" w:lastRow="0" w:noHBand="0" w:noVBand="1" w:val="04A0"/>
+      </w:tblPr>
+      <w:tblGrid>
+        <w:gridCol w:w="8640"/>
+      </w:tblGrid>
+      <w:tr>
+        <w:tc>
+          <w:tcPr>
+            <w:tcW w:type="dxa" w:w="8640"/>
+            <w:shd w:val="clear" w:fill="FFE699"/>
+          </w:tcPr>
+          <w:p>
+            <w:r/>
+            <w:r>
+              <w:rPr>
+                <w:rFonts w:ascii="Microsoft JhengHei" w:hAnsi="Microsoft JhengHei" w:eastAsia="Microsoft JhengHei" w:cs="Microsoft JhengHei"/>
+                <w:b w:val="0"/>
+                <w:sz w:val="20"/>
+              </w:rPr>
+              <w:t>🏛 法源起手（反射默寫）：本案依都市計畫法主要計畫（§15 調查分析、§32 分區分級管制）之指導與細部計畫（§22）之土地使用分區管制要點，並本於都市設計審議原則就量體、開放空間與街道介面之管制精神，就韌性城市之關鍵要素與韌性街道設計論述如下。</w:t>
+            </w:r>
+          </w:p>
+        </w:tc>
+      </w:tr>
+    </w:tbl>
+    <w:p>
+      <w:pPr>
+        <w:spacing w:after="40"/>
+      </w:pPr>
+    </w:p>
+    <w:tbl>
+      <w:tblPr>
+        <w:tblStyle w:val="TableGrid"/>
+        <w:tblW w:type="auto" w:w="0"/>
+        <w:tblLook w:firstColumn="1" w:firstRow="1" w:lastColumn="0" w:lastRow="0" w:noHBand="0" w:noVBand="1" w:val="04A0"/>
+      </w:tblPr>
+      <w:tblGrid>
+        <w:gridCol w:w="8640"/>
+      </w:tblGrid>
+      <w:tr>
+        <w:tc>
+          <w:tcPr>
+            <w:tcW w:type="dxa" w:w="8640"/>
+            <w:shd w:val="clear" w:fill="FCE4D6"/>
+          </w:tcPr>
+          <w:p>
+            <w:r/>
+            <w:r>
+              <w:rPr>
+                <w:rFonts w:ascii="Microsoft JhengHei" w:hAnsi="Microsoft JhengHei" w:eastAsia="Microsoft JhengHei" w:cs="Microsoft JhengHei"/>
+                <w:b w:val="0"/>
+                <w:sz w:val="19"/>
+              </w:rPr>
+              <w:t>⚠ 本年韌性法源鏈：水利法出流管制＋建築技術規則綠建築基準（基地保水）＋都市計畫定期通盤檢討實施辦法（防災避難、蓄洪滯洪）。</w:t>
+            </w:r>
+          </w:p>
+        </w:tc>
+      </w:tr>
+    </w:tbl>
+    <w:p>
+      <w:pPr>
+        <w:spacing w:after="40"/>
+      </w:pPr>
+    </w:p>
     <w:p>
       <w:pPr>
         <w:pStyle w:val="Heading3"/>
@@ -6893,6 +8402,40 @@
         <w:t>臨摹全文</w:t>
       </w:r>
     </w:p>
+    <w:tbl>
+      <w:tblPr>
+        <w:tblStyle w:val="TableGrid"/>
+        <w:tblW w:type="auto" w:w="0"/>
+        <w:tblLook w:firstColumn="1" w:firstRow="1" w:lastColumn="0" w:lastRow="0" w:noHBand="0" w:noVBand="1" w:val="04A0"/>
+      </w:tblPr>
+      <w:tblGrid>
+        <w:gridCol w:w="8640"/>
+      </w:tblGrid>
+      <w:tr>
+        <w:tc>
+          <w:tcPr>
+            <w:tcW w:type="dxa" w:w="8640"/>
+            <w:shd w:val="clear" w:fill="FFE699"/>
+          </w:tcPr>
+          <w:p>
+            <w:r/>
+            <w:r>
+              <w:rPr>
+                <w:rFonts w:ascii="Microsoft JhengHei" w:hAnsi="Microsoft JhengHei" w:eastAsia="Microsoft JhengHei" w:cs="Microsoft JhengHei"/>
+                <w:b w:val="0"/>
+                <w:sz w:val="20"/>
+              </w:rPr>
+              <w:t>🏛 法源起手（反射默寫）：本案依都市計畫法主要計畫（§15 調查分析、§32 分區分級管制）之指導與細部計畫（§22）之土地使用分區管制要點，並本於都市設計審議原則就量體、開放空間與街道介面之管制精神，基地分析之法規層面源於此架構；本題聚焦於非量化因素，論述如下。</w:t>
+            </w:r>
+          </w:p>
+        </w:tc>
+      </w:tr>
+    </w:tbl>
+    <w:p>
+      <w:pPr>
+        <w:spacing w:after="40"/>
+      </w:pPr>
+    </w:p>
     <w:p>
       <w:pPr>
         <w:pStyle w:val="Heading3"/>
@@ -8012,6 +9555,74 @@
         <w:t>臨摹全文</w:t>
       </w:r>
     </w:p>
+    <w:tbl>
+      <w:tblPr>
+        <w:tblStyle w:val="TableGrid"/>
+        <w:tblW w:type="auto" w:w="0"/>
+        <w:tblLook w:firstColumn="1" w:firstRow="1" w:lastColumn="0" w:lastRow="0" w:noHBand="0" w:noVBand="1" w:val="04A0"/>
+      </w:tblPr>
+      <w:tblGrid>
+        <w:gridCol w:w="8640"/>
+      </w:tblGrid>
+      <w:tr>
+        <w:tc>
+          <w:tcPr>
+            <w:tcW w:type="dxa" w:w="8640"/>
+            <w:shd w:val="clear" w:fill="FFE699"/>
+          </w:tcPr>
+          <w:p>
+            <w:r/>
+            <w:r>
+              <w:rPr>
+                <w:rFonts w:ascii="Microsoft JhengHei" w:hAnsi="Microsoft JhengHei" w:eastAsia="Microsoft JhengHei" w:cs="Microsoft JhengHei"/>
+                <w:b w:val="0"/>
+                <w:sz w:val="20"/>
+              </w:rPr>
+              <w:t>🏛 法源起手（反射默寫）：本案依都市計畫法主要計畫（§15 調查分析、§32 分區分級管制）之指導與細部計畫（§22）之土地使用分區管制要點，並本於都市設計審議原則就量體、開放空間與街道介面之管制精神，就水文調查與「都市設計／敷地計畫」兩層面之減洪論述如下。</w:t>
+            </w:r>
+          </w:p>
+        </w:tc>
+      </w:tr>
+    </w:tbl>
+    <w:p>
+      <w:pPr>
+        <w:spacing w:after="40"/>
+      </w:pPr>
+    </w:p>
+    <w:tbl>
+      <w:tblPr>
+        <w:tblStyle w:val="TableGrid"/>
+        <w:tblW w:type="auto" w:w="0"/>
+        <w:tblLook w:firstColumn="1" w:firstRow="1" w:lastColumn="0" w:lastRow="0" w:noHBand="0" w:noVBand="1" w:val="04A0"/>
+      </w:tblPr>
+      <w:tblGrid>
+        <w:gridCol w:w="8640"/>
+      </w:tblGrid>
+      <w:tr>
+        <w:tc>
+          <w:tcPr>
+            <w:tcW w:type="dxa" w:w="8640"/>
+            <w:shd w:val="clear" w:fill="FCE4D6"/>
+          </w:tcPr>
+          <w:p>
+            <w:r/>
+            <w:r>
+              <w:rPr>
+                <w:rFonts w:ascii="Microsoft JhengHei" w:hAnsi="Microsoft JhengHei" w:eastAsia="Microsoft JhengHei" w:cs="Microsoft JhengHei"/>
+                <w:b w:val="0"/>
+                <w:sz w:val="19"/>
+              </w:rPr>
+              <w:t>⚠ 本年防災法源：都市計畫定期通盤檢討實施辦法（滯洪設施用地、與逕流分擔接軌）＋水利法出流管制（都計區 0.2 公頃、一般 1 公頃）。</w:t>
+            </w:r>
+          </w:p>
+        </w:tc>
+      </w:tr>
+    </w:tbl>
+    <w:p>
+      <w:pPr>
+        <w:spacing w:after="40"/>
+      </w:pPr>
+    </w:p>
     <w:p>
       <w:pPr>
         <w:pStyle w:val="Heading3"/>
@@ -9229,6 +10840,74 @@
         </w:rPr>
         <w:t>臨摹全文</w:t>
       </w:r>
+    </w:p>
+    <w:tbl>
+      <w:tblPr>
+        <w:tblStyle w:val="TableGrid"/>
+        <w:tblW w:type="auto" w:w="0"/>
+        <w:tblLook w:firstColumn="1" w:firstRow="1" w:lastColumn="0" w:lastRow="0" w:noHBand="0" w:noVBand="1" w:val="04A0"/>
+      </w:tblPr>
+      <w:tblGrid>
+        <w:gridCol w:w="8640"/>
+      </w:tblGrid>
+      <w:tr>
+        <w:tc>
+          <w:tcPr>
+            <w:tcW w:type="dxa" w:w="8640"/>
+            <w:shd w:val="clear" w:fill="FFE699"/>
+          </w:tcPr>
+          <w:p>
+            <w:r/>
+            <w:r>
+              <w:rPr>
+                <w:rFonts w:ascii="Microsoft JhengHei" w:hAnsi="Microsoft JhengHei" w:eastAsia="Microsoft JhengHei" w:cs="Microsoft JhengHei"/>
+                <w:b w:val="0"/>
+                <w:sz w:val="20"/>
+              </w:rPr>
+              <w:t>🏛 法源起手（反射默寫）：本案依都市計畫法主要計畫（§15 調查分析、§32 分區分級管制）之指導與細部計畫（§22）之土地使用分區管制要點，並本於都市設計審議原則就量體、開放空間與街道介面之管制精神，就 Lynch 五元素之立體化與韌性六面向之立體化作為論述如下。</w:t>
+            </w:r>
+          </w:p>
+        </w:tc>
+      </w:tr>
+    </w:tbl>
+    <w:p>
+      <w:pPr>
+        <w:spacing w:after="40"/>
+      </w:pPr>
+    </w:p>
+    <w:tbl>
+      <w:tblPr>
+        <w:tblStyle w:val="TableGrid"/>
+        <w:tblW w:type="auto" w:w="0"/>
+        <w:tblLook w:firstColumn="1" w:firstRow="1" w:lastColumn="0" w:lastRow="0" w:noHBand="0" w:noVBand="1" w:val="04A0"/>
+      </w:tblPr>
+      <w:tblGrid>
+        <w:gridCol w:w="8640"/>
+      </w:tblGrid>
+      <w:tr>
+        <w:tc>
+          <w:tcPr>
+            <w:tcW w:type="dxa" w:w="8640"/>
+            <w:shd w:val="clear" w:fill="FCE4D6"/>
+          </w:tcPr>
+          <w:p>
+            <w:r/>
+            <w:r>
+              <w:rPr>
+                <w:rFonts w:ascii="Microsoft JhengHei" w:hAnsi="Microsoft JhengHei" w:eastAsia="Microsoft JhengHei" w:cs="Microsoft JhengHei"/>
+                <w:b w:val="0"/>
+                <w:sz w:val="19"/>
+              </w:rPr>
+              <w:t>⚠ 本年立體化法源：都市計畫公共設施用地多目標使用辦法＋再生能源發展條例（屋頂光電）＋建築技術規則（停車免計容積、防火避難）。</w:t>
+            </w:r>
+          </w:p>
+        </w:tc>
+      </w:tr>
+    </w:tbl>
+    <w:p>
+      <w:pPr>
+        <w:spacing w:after="40"/>
+      </w:pPr>
     </w:p>
     <w:p>
       <w:pPr>

--- a/講義/申論臨摹範本_106-114.docx
+++ b/講義/申論臨摹範本_106-114.docx
@@ -706,7 +706,41 @@
                 <w:b w:val="0"/>
                 <w:sz w:val="20"/>
               </w:rPr>
-              <w:t>🏛 法源起手（反射默寫）：本案依都市計畫法主要計畫（§15 調查分析、§32 分區分級管制）之指導與細部計畫（§22）之土地使用分區管制要點，並本於都市設計審議原則就量體、開放空間與街道介面之管制精神，……〔接本年議題〕。</w:t>
+              <w:t>🏛 法源起手（反射默寫）：本案依都市計畫法主要計畫（§15、§32）之指導、細部計畫（§22）之土地使用管制，並依都市設計審議原則管制量體與開放空間，……〔接本年議題〕。</w:t>
+            </w:r>
+          </w:p>
+        </w:tc>
+      </w:tr>
+    </w:tbl>
+    <w:p>
+      <w:pPr>
+        <w:spacing w:after="40"/>
+      </w:pPr>
+    </w:p>
+    <w:tbl>
+      <w:tblPr>
+        <w:tblStyle w:val="TableGrid"/>
+        <w:tblW w:type="auto" w:w="0"/>
+        <w:tblLook w:firstColumn="1" w:firstRow="1" w:lastColumn="0" w:lastRow="0" w:noHBand="0" w:noVBand="1" w:val="04A0"/>
+      </w:tblPr>
+      <w:tblGrid>
+        <w:gridCol w:w="8640"/>
+      </w:tblGrid>
+      <w:tr>
+        <w:tc>
+          <w:tcPr>
+            <w:tcW w:type="dxa" w:w="8640"/>
+            <w:shd w:val="clear" w:fill="FCE4D6"/>
+          </w:tcPr>
+          <w:p>
+            <w:r/>
+            <w:r>
+              <w:rPr>
+                <w:rFonts w:ascii="Microsoft JhengHei" w:hAnsi="Microsoft JhengHei" w:eastAsia="Microsoft JhengHei" w:cs="Microsoft JhengHei"/>
+                <w:b w:val="0"/>
+                <w:sz w:val="19"/>
+              </w:rPr>
+              <w:t>⚠ 此固定段係「細部計畫②＋土管要點③」之合述簡稱；考卷只寫條號即可，白話解釋留在上表。</w:t>
             </w:r>
           </w:p>
         </w:tc>
@@ -1118,7 +1152,7 @@
                 <w:rFonts w:ascii="Microsoft JhengHei" w:hAnsi="Microsoft JhengHei" w:eastAsia="Microsoft JhengHei" w:cs="Microsoft JhengHei"/>
                 <w:sz w:val="19"/>
               </w:rPr>
-              <w:t>標準起手（作「法規層面」一軸）</w:t>
+              <w:t>標準起手（法規為分析之一軸）</w:t>
             </w:r>
           </w:p>
         </w:tc>
@@ -1242,7 +1276,7 @@
                 <w:rFonts w:ascii="Microsoft JhengHei" w:hAnsi="Microsoft JhengHei" w:eastAsia="Microsoft JhengHei" w:cs="Microsoft JhengHei"/>
                 <w:sz w:val="19"/>
               </w:rPr>
-              <w:t>標準起手（法規層面一軸）</w:t>
+              <w:t>⚠ 豁免（題目已括開法規面）</w:t>
             </w:r>
           </w:p>
         </w:tc>
@@ -1257,7 +1291,7 @@
                 <w:rFonts w:ascii="Microsoft JhengHei" w:hAnsi="Microsoft JhengHei" w:eastAsia="Microsoft JhengHei" w:cs="Microsoft JhengHei"/>
                 <w:sz w:val="19"/>
               </w:rPr>
-              <w:t>主體為非量化：社會/歷史/文化/記憶</w:t>
+              <w:t>同 108，直接「量化 vs 非量化」破題</w:t>
             </w:r>
           </w:p>
         </w:tc>
@@ -1366,7 +1400,7 @@
                 <w:rFonts w:ascii="Microsoft JhengHei" w:hAnsi="Microsoft JhengHei" w:eastAsia="Microsoft JhengHei" w:cs="Microsoft JhengHei"/>
                 <w:sz w:val="19"/>
               </w:rPr>
-              <w:t>標準起手</w:t>
+              <w:t>改用公設多目標橋接（非 §15/§32）</w:t>
             </w:r>
           </w:p>
         </w:tc>
@@ -1381,7 +1415,7 @@
                 <w:rFonts w:ascii="Microsoft JhengHei" w:hAnsi="Microsoft JhengHei" w:eastAsia="Microsoft JhengHei" w:cs="Microsoft JhengHei"/>
                 <w:sz w:val="19"/>
               </w:rPr>
-              <w:t>公設多目標使用辦法＋再生能源條例＋技則</w:t>
+              <w:t>多目標使用辦法＋再生能源條例＋技則</w:t>
             </w:r>
           </w:p>
         </w:tc>
@@ -1415,7 +1449,7 @@
                 <w:b w:val="0"/>
                 <w:sz w:val="19"/>
               </w:rPr>
-              <w:t>⚠ 108 與 109 是「不要硬套」的兩年：108 是理論題，硬接 §15/§32 會像背法條；109 是「都更 vs 危老」，屬另一法系，套主要計畫反而失焦。這兩年下面各有專屬起手。</w:t>
+              <w:t>⚠ 三年「不硬套」：108（純理論）與 112（題目已括開法規面）不作起手、直接破題；109（都更 vs 危老）屬另一法系，換都更／危老起手，不套 §15/§32。114 則改以公設多目標橋接。</w:t>
             </w:r>
           </w:p>
         </w:tc>
@@ -2101,7 +2135,7 @@
                 <w:b w:val="0"/>
                 <w:sz w:val="20"/>
               </w:rPr>
-              <w:t>🏛 法源起手（反射默寫）：本案依都市計畫法主要計畫（§15 調查分析、§32 分區分級管制）之指導與細部計畫（§22）之土地使用分區管制要點，並本於都市設計審議原則就量體、開放空間與街道介面之管制精神，就都市微氣候之改善與歷史記憶之保存論述如下。</w:t>
+              <w:t>🏛 法源起手（反射默寫）：本案依都市計畫法主要計畫（§15、§32）之指導、細部計畫（§22）之土地使用管制，並依都市設計審議原則管制量體與開放空間，就微氣候改善與歷史記憶保存論述之。</w:t>
             </w:r>
           </w:p>
         </w:tc>
@@ -3189,7 +3223,7 @@
                 <w:b w:val="0"/>
                 <w:sz w:val="20"/>
               </w:rPr>
-              <w:t>🏛 法源起手（反射默寫）：本案依都市計畫法主要計畫（§15 調查分析、§32 分區分級管制）之指導與細部計畫（§22）之土地使用分區管制要點，並本於都市設計審議原則就量體、開放空間與街道介面之管制精神，就都市廣場作為公共設施用地之公共性與場所營造論述如下。</w:t>
+              <w:t>🏛 法源起手（反射默寫）：本案依都市計畫法主要計畫（§15、§32）之指導、細部計畫（§22）之土地使用管制，並依都市設計審議原則管制量體與開放空間，就都市廣場之公共性、場所營造與周遭涵構論述之。</w:t>
             </w:r>
           </w:p>
         </w:tc>
@@ -6247,7 +6281,7 @@
                 <w:b w:val="0"/>
                 <w:sz w:val="20"/>
               </w:rPr>
-              <w:t>🏛 法源起手（反射默寫）：本案依都市計畫法主要計畫（§15 調查分析、§32 分區分級管制）之指導與細部計畫（§22）之土地使用分區管制要點，並本於都市設計審議原則就量體、開放空間與街道介面之管制精神，基地分析之「法規層面」即源於此架構；茲就分析項目、資料來源與實務案例論述如下。</w:t>
+              <w:t>🏛 法源起手（反射默寫）：本案依都市計畫法主要計畫（§15、§32）之指導、細部計畫（§22）之土地使用管制，並依都市設計審議原則管制量體與開放空間，基地分析之法規面即其一環（先破題再逐項展開）。</w:t>
             </w:r>
           </w:p>
         </w:tc>
@@ -7550,7 +7584,7 @@
                 <w:b w:val="0"/>
                 <w:sz w:val="20"/>
               </w:rPr>
-              <w:t>🏛 法源起手（反射默寫）：本案依都市計畫法主要計畫（§15 調查分析、§32 分區分級管制）之指導與細部計畫（§22）之土地使用分區管制要點，並本於都市設計審議原則就量體、開放空間與街道介面之管制精神，就韌性城市之關鍵要素與韌性街道設計論述如下。</w:t>
+              <w:t>🏛 法源起手（反射默寫）：本案依都市計畫法主要計畫（§15、§32）之指導、細部計畫（§22）之土地使用管制，並依都市設計審議原則管制量體與開放空間，就韌性城市要素與韌性街道（含街道介面）設計論述之。</w:t>
             </w:r>
           </w:p>
         </w:tc>
@@ -8415,7 +8449,7 @@
         <w:tc>
           <w:tcPr>
             <w:tcW w:type="dxa" w:w="8640"/>
-            <w:shd w:val="clear" w:fill="FFE699"/>
+            <w:shd w:val="clear" w:fill="FCE4D6"/>
           </w:tcPr>
           <w:p>
             <w:r/>
@@ -8423,9 +8457,9 @@
               <w:rPr>
                 <w:rFonts w:ascii="Microsoft JhengHei" w:hAnsi="Microsoft JhengHei" w:eastAsia="Microsoft JhengHei" w:cs="Microsoft JhengHei"/>
                 <w:b w:val="0"/>
-                <w:sz w:val="20"/>
-              </w:rPr>
-              <w:t>🏛 法源起手（反射默寫）：本案依都市計畫法主要計畫（§15 調查分析、§32 分區分級管制）之指導與細部計畫（§22）之土地使用分區管制要點，並本於都市設計審議原則就量體、開放空間與街道介面之管制精神，基地分析之法規層面源於此架構；本題聚焦於非量化因素，論述如下。</w:t>
+                <w:sz w:val="19"/>
+              </w:rPr>
+              <w:t>⚠ 本年題目已把可量化／法規面（含土地使用、交通）括開，只問社會、歷史、文化、記憶等非量化因素——比照理論題不作法源起手，直接以「量化 vs 非量化」破題（見下），省約 45 字。</w:t>
             </w:r>
           </w:p>
         </w:tc>
@@ -9578,7 +9612,7 @@
                 <w:b w:val="0"/>
                 <w:sz w:val="20"/>
               </w:rPr>
-              <w:t>🏛 法源起手（反射默寫）：本案依都市計畫法主要計畫（§15 調查分析、§32 分區分級管制）之指導與細部計畫（§22）之土地使用分區管制要點，並本於都市設計審議原則就量體、開放空間與街道介面之管制精神，就水文調查與「都市設計／敷地計畫」兩層面之減洪論述如下。</w:t>
+              <w:t>🏛 法源起手（反射默寫）：本案依都市計畫法主要計畫（§15、§32）之指導、細部計畫（§22）之土地使用管制，並依都市設計審議原則管制量體與開放空間，就水文調查與都市設計／敷地計畫兩層面之減洪論述之。</w:t>
             </w:r>
           </w:p>
         </w:tc>
@@ -10864,7 +10898,7 @@
                 <w:b w:val="0"/>
                 <w:sz w:val="20"/>
               </w:rPr>
-              <w:t>🏛 法源起手（反射默寫）：本案依都市計畫法主要計畫（§15 調查分析、§32 分區分級管制）之指導與細部計畫（§22）之土地使用分區管制要點，並本於都市設計審議原則就量體、開放空間與街道介面之管制精神，就 Lynch 五元素之立體化與韌性六面向之立體化作為論述如下。</w:t>
+              <w:t>🏛 法源起手（反射默寫）：本案為公共設施用地之立體多目標使用（依都市計畫公共設施用地多目標使用辦法）；就 Lynch 五元素之立體化與韌性六面向之立體化作為論述之。</w:t>
             </w:r>
           </w:p>
         </w:tc>

--- a/講義/申論臨摹範本_106-114.docx
+++ b/講義/申論臨摹範本_106-114.docx
@@ -411,7 +411,7 @@
                 <w:rFonts w:ascii="Microsoft JhengHei" w:hAnsi="Microsoft JhengHei" w:eastAsia="Microsoft JhengHei" w:cs="Microsoft JhengHei"/>
                 <w:sz w:val="19"/>
               </w:rPr>
-              <w:t>都市計畫法 §15／§32</w:t>
+              <w:t>都市計畫法 §15</w:t>
             </w:r>
           </w:p>
         </w:tc>
@@ -426,7 +426,7 @@
                 <w:rFonts w:ascii="Microsoft JhengHei" w:hAnsi="Microsoft JhengHei" w:eastAsia="Microsoft JhengHei" w:cs="Microsoft JhengHei"/>
                 <w:sz w:val="19"/>
               </w:rPr>
-              <w:t>§15 就自然社經、人口、土地使用配置等十款調查表明；§32 分區得再細分、分級加嚴管制</w:t>
+              <w:t>就自然社經、人口推計、土地使用配置等十款調查表明（指導性）</w:t>
             </w:r>
           </w:p>
         </w:tc>
@@ -520,7 +520,7 @@
                 <w:rFonts w:ascii="Microsoft JhengHei" w:hAnsi="Microsoft JhengHei" w:eastAsia="Microsoft JhengHei" w:cs="Microsoft JhengHei"/>
                 <w:sz w:val="19"/>
               </w:rPr>
-              <w:t>③ 土地使用管制要點</w:t>
+              <w:t>③ 土地使用分區管制</w:t>
             </w:r>
           </w:p>
         </w:tc>
@@ -535,7 +535,7 @@
                 <w:rFonts w:ascii="Microsoft JhengHei" w:hAnsi="Microsoft JhengHei" w:eastAsia="Microsoft JhengHei" w:cs="Microsoft JhengHei"/>
                 <w:sz w:val="19"/>
               </w:rPr>
-              <w:t>細部計畫載明、地方訂定</w:t>
+              <w:t>都計法 §32＋細計載明、地方訂定</w:t>
             </w:r>
           </w:p>
         </w:tc>
@@ -550,7 +550,7 @@
                 <w:rFonts w:ascii="Microsoft JhengHei" w:hAnsi="Microsoft JhengHei" w:eastAsia="Microsoft JhengHei" w:cs="Microsoft JhengHei"/>
                 <w:sz w:val="19"/>
               </w:rPr>
-              <w:t>建蔽率、容積率、退縮、高度、綠覆率、透水率、防災</w:t>
+              <w:t>§32 分區得再細分、分級管制；要點定建蔽容積退縮高度綠覆透水防災</w:t>
             </w:r>
           </w:p>
         </w:tc>
@@ -661,7 +661,7 @@
                 <w:b w:val="0"/>
                 <w:sz w:val="19"/>
               </w:rPr>
-              <w:t>⚠ 三個位階觀念（寫對就贏八成考生）：①§15/§32 是「指導」，§22 是「管制平台」，都審是「形態把關」。②土地使用管制要點與退縮數字是「個案／地方」規定，不是全國法律——考卷寫「依細部計畫土管要點／題目給定準則」。③「敷地計畫」不是法定名詞，法定用語是「建築基地」（建築法 §11），勿寫「依敷地計畫法」。</w:t>
+              <w:t>⚠ 三個位階觀念（寫對就贏八成考生）：①§15 主要計畫是「指導」、§22 細部計畫是「管制平台」、§32 是分區分級管制之依據（勿把 §32 說成主要計畫內容）、都審是「形態把關」。②土地使用管制要點與退縮數字是「個案／地方」規定，不是全國法律——考卷寫「依細部計畫土管要點／題目給定準則」。③「敷地計畫」為學科用語；法規對應概念是「建築基地／法定空地」（建築法 §11），勿寫「依敷地計畫法」。</w:t>
             </w:r>
           </w:p>
         </w:tc>
@@ -706,7 +706,7 @@
                 <w:b w:val="0"/>
                 <w:sz w:val="20"/>
               </w:rPr>
-              <w:t>🏛 法源起手（反射默寫）：本案依都市計畫法主要計畫（§15、§32）之指導、細部計畫（§22）之土地使用管制，並依都市設計審議原則管制量體與開放空間，……〔接本年議題〕。</w:t>
+              <w:t>🏛 法源起手（反射默寫）：本案依都市計畫法主要計畫（§15）之指導、細部計畫（§22）之土地使用分區管制，並依都市設計準則管制量體與開放空間，……〔接本年議題〕。</w:t>
             </w:r>
           </w:p>
         </w:tc>
@@ -1105,7 +1105,7 @@
                 <w:rFonts w:ascii="Microsoft JhengHei" w:hAnsi="Microsoft JhengHei" w:eastAsia="Microsoft JhengHei" w:cs="Microsoft JhengHei"/>
                 <w:sz w:val="19"/>
               </w:rPr>
-              <w:t>都市更新條例 vs 危老條例（不套 §15/§32）</w:t>
+              <w:t>都市更新條例 vs 危老條例（不套主要計畫起手）</w:t>
             </w:r>
           </w:p>
         </w:tc>
@@ -1400,7 +1400,7 @@
                 <w:rFonts w:ascii="Microsoft JhengHei" w:hAnsi="Microsoft JhengHei" w:eastAsia="Microsoft JhengHei" w:cs="Microsoft JhengHei"/>
                 <w:sz w:val="19"/>
               </w:rPr>
-              <w:t>改用公設多目標橋接（非 §15/§32）</w:t>
+              <w:t>改用公設多目標橋接（非主要計畫起手）</w:t>
             </w:r>
           </w:p>
         </w:tc>
@@ -1449,7 +1449,7 @@
                 <w:b w:val="0"/>
                 <w:sz w:val="19"/>
               </w:rPr>
-              <w:t>⚠ 三年「不硬套」：108（純理論）與 112（題目已括開法規面）不作起手、直接破題；109（都更 vs 危老）屬另一法系，換都更／危老起手，不套 §15/§32。114 則改以公設多目標橋接。</w:t>
+              <w:t>⚠ 三年「不硬套」：108（純理論）與 112（題目已括開法規面）不作起手、直接破題；109（都更 vs 危老）屬另一法系，換都更／危老起手，不套主要計畫。114 則改以公設多目標橋接。</w:t>
             </w:r>
           </w:p>
         </w:tc>
@@ -2135,7 +2135,7 @@
                 <w:b w:val="0"/>
                 <w:sz w:val="20"/>
               </w:rPr>
-              <w:t>🏛 法源起手（反射默寫）：本案依都市計畫法主要計畫（§15、§32）之指導、細部計畫（§22）之土地使用管制，並依都市設計審議原則管制量體與開放空間，就微氣候改善與歷史記憶保存論述之。</w:t>
+              <w:t>🏛 法源起手（反射默寫）：本案依都市計畫法主要計畫（§15）之指導、細部計畫（§22）之土地使用分區管制，並依都市設計準則管制量體與開放空間，就微氣候改善與歷史記憶保存論述之。</w:t>
             </w:r>
           </w:p>
         </w:tc>
@@ -3223,7 +3223,7 @@
                 <w:b w:val="0"/>
                 <w:sz w:val="20"/>
               </w:rPr>
-              <w:t>🏛 法源起手（反射默寫）：本案依都市計畫法主要計畫（§15、§32）之指導、細部計畫（§22）之土地使用管制，並依都市設計審議原則管制量體與開放空間，就都市廣場之公共性、場所營造與周遭涵構論述之。</w:t>
+              <w:t>🏛 法源起手（反射默寫）：本案依都市計畫法主要計畫（§15）之指導、細部計畫（§22）之土地使用分區管制，並依都市設計準則管制量體與開放空間，就都市廣場之公共性、場所營造與周遭涵構論述之。</w:t>
             </w:r>
           </w:p>
         </w:tc>
@@ -5099,7 +5099,7 @@
                 <w:b w:val="0"/>
                 <w:sz w:val="19"/>
               </w:rPr>
-              <w:t>⚠ 本年不套 §15/§32 起手——都更／危老屬另一法系（都市更新條例、危老條例），硬接主要計畫反而失焦。危老「時程獎勵」已於 114.5.12 歸零，現為規模獎勵，勿寫成現行誘因。</w:t>
+              <w:t>⚠ 本年不套主要計畫起手——都更／危老屬另一法系（都市更新條例、危老條例），硬接主要計畫反而失焦。危老「時程獎勵」已於 114.5.12 歸零，現為規模獎勵，勿寫成現行誘因。</w:t>
             </w:r>
           </w:p>
         </w:tc>
@@ -6281,7 +6281,7 @@
                 <w:b w:val="0"/>
                 <w:sz w:val="20"/>
               </w:rPr>
-              <w:t>🏛 法源起手（反射默寫）：本案依都市計畫法主要計畫（§15、§32）之指導、細部計畫（§22）之土地使用管制，並依都市設計審議原則管制量體與開放空間，基地分析之法規面即其一環（先破題再逐項展開）。</w:t>
+              <w:t>🏛 法源起手（反射默寫）：本案依都市計畫法主要計畫（§15）之指導、細部計畫（§22）之土地使用分區管制，並依都市設計準則管制量體與開放空間，基地分析之法規面即其一環（先破題再逐項展開）。</w:t>
             </w:r>
           </w:p>
         </w:tc>
@@ -7584,7 +7584,7 @@
                 <w:b w:val="0"/>
                 <w:sz w:val="20"/>
               </w:rPr>
-              <w:t>🏛 法源起手（反射默寫）：本案依都市計畫法主要計畫（§15、§32）之指導、細部計畫（§22）之土地使用管制，並依都市設計審議原則管制量體與開放空間，就韌性城市要素與韌性街道（含街道介面）設計論述之。</w:t>
+              <w:t>🏛 法源起手（反射默寫）：本案依都市計畫法主要計畫（§15）之指導、細部計畫（§22）之土地使用分區管制，並依都市設計準則管制量體與開放空間，就韌性城市要素與韌性街道（含街道介面）設計論述之。</w:t>
             </w:r>
           </w:p>
         </w:tc>
@@ -9612,7 +9612,7 @@
                 <w:b w:val="0"/>
                 <w:sz w:val="20"/>
               </w:rPr>
-              <w:t>🏛 法源起手（反射默寫）：本案依都市計畫法主要計畫（§15、§32）之指導、細部計畫（§22）之土地使用管制，並依都市設計審議原則管制量體與開放空間，就水文調查與都市設計／敷地計畫兩層面之減洪論述之。</w:t>
+              <w:t>🏛 法源起手（反射默寫）：本案依都市計畫法主要計畫（§15）之指導、細部計畫（§22）之土地使用分區管制，並依都市設計準則管制量體與開放空間，就水文調查與都市設計／敷地計畫兩層面之減洪論述之。</w:t>
             </w:r>
           </w:p>
         </w:tc>
